--- a/Assignment 01/bufrjulie8_system_info.docx
+++ b/Assignment 01/bufrjulie8_system_info.docx
@@ -70,7 +70,7 @@
         <w:rPr>
           <w:rStyle w:val="VerbatimChar"/>
         </w:rPr>
-        <w:t xml:space="preserve">Total Memory (MB): 15989.71</w:t>
+        <w:t xml:space="preserve">Total Memory (MB): 15989.7</w:t>
       </w:r>
       <w:r>
         <w:br/>
@@ -79,7 +79,7 @@
         <w:rPr>
           <w:rStyle w:val="VerbatimChar"/>
         </w:rPr>
-        <w:t xml:space="preserve">Available Memory (MB): 14483.35</w:t>
+        <w:t xml:space="preserve">Available Memory (MB): 14474.93</w:t>
       </w:r>
     </w:p>
     <w:sectPr>
